--- a/templates/SNSGLOBLE/MALAYSIA/agreement.docx
+++ b/templates/SNSGLOBLE/MALAYSIA/agreement.docx
@@ -1,6 +1,6 @@
 
 <file path=word/document.xml><?xml version="1.0" encoding="utf-8"?>
-<w:document xmlns:wpc="http://schemas.microsoft.com/office/word/2010/wordprocessingCanvas" xmlns:cx="http://schemas.microsoft.com/office/drawing/2014/chartex" xmlns:cx1="http://schemas.microsoft.com/office/drawing/2015/9/8/chartex" xmlns:cx2="http://schemas.microsoft.com/office/drawing/2015/10/21/chartex" xmlns:cx3="http://schemas.microsoft.com/office/drawing/2016/5/9/chartex" xmlns:cx4="http://schemas.microsoft.com/office/drawing/2016/5/10/chartex" xmlns:cx5="http://schemas.microsoft.com/office/drawing/2016/5/11/chartex" xmlns:cx6="http://schemas.microsoft.com/office/drawing/2016/5/12/chartex" xmlns:cx7="http://schemas.microsoft.com/office/drawing/2016/5/13/chartex" xmlns:cx8="http://schemas.microsoft.com/office/drawing/2016/5/14/chartex" xmlns:mc="http://schemas.openxmlformats.org/markup-compatibility/2006" xmlns:aink="http://schemas.microsoft.com/office/drawing/2016/ink" xmlns:am3d="http://schemas.microsoft.com/office/drawing/2017/model3d" xmlns:o="urn:schemas-microsoft-com:office:office" xmlns:oel="http://schemas.microsoft.com/office/2019/extlst" xmlns:r="http://schemas.openxmlformats.org/officeDocument/2006/relationships" xmlns:m="http://schemas.openxmlformats.org/officeDocument/2006/math" xmlns:v="urn:schemas-microsoft-com:vml" xmlns:wp14="http://schemas.microsoft.com/office/word/2010/wordprocessingDrawing" xmlns:wp="http://schemas.openxmlformats.org/drawingml/2006/wordprocessingDrawing" xmlns:w10="urn:schemas-microsoft-com:office:word" xmlns:w="http://schemas.openxmlformats.org/wordprocessingml/2006/main" xmlns:w14="http://schemas.microsoft.com/office/word/2010/wordml" xmlns:w15="http://schemas.microsoft.com/office/word/2012/wordml" xmlns:w16cex="http://schemas.microsoft.com/office/word/2018/wordml/cex" xmlns:w16cid="http://schemas.microsoft.com/office/word/2016/wordml/cid" xmlns:w16="http://schemas.microsoft.com/office/word/2018/wordml" xmlns:w16du="http://schemas.microsoft.com/office/word/2023/wordml/word16du" xmlns:w16sdtdh="http://schemas.microsoft.com/office/word/2020/wordml/sdtdatahash" xmlns:w16se="http://schemas.microsoft.com/office/word/2015/wordml/symex" xmlns:wpg="http://schemas.microsoft.com/office/word/2010/wordprocessingGroup" xmlns:wpi="http://schemas.microsoft.com/office/word/2010/wordprocessingInk" xmlns:wne="http://schemas.microsoft.com/office/word/2006/wordml" xmlns:wps="http://schemas.microsoft.com/office/word/2010/wordprocessingShape" mc:Ignorable="w14 w15 w16se w16cid w16 w16cex w16sdtdh wp14">
+<w:document xmlns:wpc="http://schemas.microsoft.com/office/word/2010/wordprocessingCanvas" xmlns:cx="http://schemas.microsoft.com/office/drawing/2014/chartex" xmlns:cx1="http://schemas.microsoft.com/office/drawing/2015/9/8/chartex" xmlns:cx2="http://schemas.microsoft.com/office/drawing/2015/10/21/chartex" xmlns:cx3="http://schemas.microsoft.com/office/drawing/2016/5/9/chartex" xmlns:cx4="http://schemas.microsoft.com/office/drawing/2016/5/10/chartex" xmlns:cx5="http://schemas.microsoft.com/office/drawing/2016/5/11/chartex" xmlns:cx6="http://schemas.microsoft.com/office/drawing/2016/5/12/chartex" xmlns:cx7="http://schemas.microsoft.com/office/drawing/2016/5/13/chartex" xmlns:cx8="http://schemas.microsoft.com/office/drawing/2016/5/14/chartex" xmlns:mc="http://schemas.openxmlformats.org/markup-compatibility/2006" xmlns:aink="http://schemas.microsoft.com/office/drawing/2016/ink" xmlns:am3d="http://schemas.microsoft.com/office/drawing/2017/model3d" xmlns:o="urn:schemas-microsoft-com:office:office" xmlns:oel="http://schemas.microsoft.com/office/2019/extlst" xmlns:r="http://schemas.openxmlformats.org/officeDocument/2006/relationships" xmlns:m="http://schemas.openxmlformats.org/officeDocument/2006/math" xmlns:v="urn:schemas-microsoft-com:vml" xmlns:wp14="http://schemas.microsoft.com/office/word/2010/wordprocessingDrawing" xmlns:wp="http://schemas.openxmlformats.org/drawingml/2006/wordprocessingDrawing" xmlns:w10="urn:schemas-microsoft-com:office:word" xmlns:w="http://schemas.openxmlformats.org/wordprocessingml/2006/main" xmlns:w14="http://schemas.microsoft.com/office/word/2010/wordml" xmlns:w15="http://schemas.microsoft.com/office/word/2012/wordml" xmlns:w16cex="http://schemas.microsoft.com/office/word/2018/wordml/cex" xmlns:w16cid="http://schemas.microsoft.com/office/word/2016/wordml/cid" xmlns:w16="http://schemas.microsoft.com/office/word/2018/wordml" xmlns:w16du="http://schemas.microsoft.com/office/word/2023/wordml/word16du" xmlns:w16sdtdh="http://schemas.microsoft.com/office/word/2020/wordml/sdtdatahash" xmlns:w16sdtfl="http://schemas.microsoft.com/office/word/2024/wordml/sdtformatlock" xmlns:w16se="http://schemas.microsoft.com/office/word/2015/wordml/symex" xmlns:wpg="http://schemas.microsoft.com/office/word/2010/wordprocessingGroup" xmlns:wpi="http://schemas.microsoft.com/office/word/2010/wordprocessingInk" xmlns:wne="http://schemas.microsoft.com/office/word/2006/wordml" xmlns:wps="http://schemas.microsoft.com/office/word/2010/wordprocessingShape" mc:Ignorable="w14 w15 w16se w16cid w16 w16cex w16sdtdh w16sdtfl w16du wp14">
   <w:body>
     <w:tbl>
       <w:tblPr>
@@ -4344,10 +4344,10 @@
       </w:tblPr>
       <w:tblGrid>
         <w:gridCol w:w="419"/>
-        <w:gridCol w:w="2975"/>
-        <w:gridCol w:w="3076"/>
+        <w:gridCol w:w="2919"/>
+        <w:gridCol w:w="3100"/>
         <w:gridCol w:w="222"/>
-        <w:gridCol w:w="4065"/>
+        <w:gridCol w:w="4097"/>
         <w:gridCol w:w="408"/>
       </w:tblGrid>
       <w:tr>
@@ -5708,6 +5708,67 @@
                 <w:szCs w:val="20"/>
               </w:rPr>
             </w:pPr>
+            <w:r>
+              <w:rPr>
+                <w:bCs/>
+                <w:noProof/>
+                <w:sz w:val="20"/>
+                <w:szCs w:val="20"/>
+              </w:rPr>
+              <w:pict w14:anchorId="66949239">
+                <v:rect id="_x0000_s1026" style="position:absolute;margin-left:5.25pt;margin-top:20.7pt;width:141.35pt;height:88.55pt;z-index:251659776;mso-position-horizontal-relative:text;mso-position-vertical-relative:text">
+                  <v:textbox>
+                    <w:txbxContent>
+                      <w:p>
+                        <w:pPr>
+                          <w:rPr>
+                            <w:lang w:val="en-IN"/>
+                          </w:rPr>
+                        </w:pPr>
+                        <w:proofErr w:type="spellStart"/>
+                        <w:r>
+                          <w:rPr>
+                            <w:lang w:val="en-IN"/>
+                          </w:rPr>
+                          <w:t>BoarderBoX</w:t>
+                        </w:r>
+                        <w:proofErr w:type="spellEnd"/>
+                      </w:p>
+                    </w:txbxContent>
+                  </v:textbox>
+                </v:rect>
+              </w:pict>
+            </w:r>
+            <w:r>
+              <w:rPr>
+                <w:bCs/>
+                <w:noProof/>
+                <w:sz w:val="20"/>
+                <w:szCs w:val="20"/>
+              </w:rPr>
+              <w:pict w14:anchorId="174E44D0">
+                <v:rect id="_x0000_s1028" style="position:absolute;margin-left:28.25pt;margin-top:44.3pt;width:93.3pt;height:49.6pt;z-index:251661824;mso-position-horizontal-relative:text;mso-position-vertical-relative:text" fillcolor="#4f81bd [3204]" stroked="f">
+                  <v:textbox>
+                    <w:txbxContent>
+                      <w:p>
+                        <w:pPr>
+                          <w:rPr>
+                            <w:lang w:val="en-IN"/>
+                          </w:rPr>
+                        </w:pPr>
+                        <w:r>
+                          <w:rPr>
+                            <w:lang w:val="en-IN"/>
+                          </w:rPr>
+                          <w:t>{{SPONSOR_SIGNATURE}}</w:t>
+                        </w:r>
+                      </w:p>
+                      <w:p/>
+                    </w:txbxContent>
+                  </v:textbox>
+                </v:rect>
+              </w:pict>
+            </w:r>
           </w:p>
         </w:tc>
         <w:tc>
@@ -5723,6 +5784,58 @@
                 <w:szCs w:val="20"/>
               </w:rPr>
             </w:pPr>
+            <w:r>
+              <w:rPr>
+                <w:bCs/>
+                <w:noProof/>
+                <w:sz w:val="20"/>
+                <w:szCs w:val="20"/>
+              </w:rPr>
+              <w:pict w14:anchorId="174E44D0">
+                <v:rect id="_x0000_s1029" style="position:absolute;margin-left:29.85pt;margin-top:40.9pt;width:93.3pt;height:49.6pt;rotation:-151567fd;z-index:251662848;mso-position-horizontal-relative:text;mso-position-vertical-relative:text" fillcolor="#4f81bd [3204]" stroked="f">
+                  <v:textbox>
+                    <w:txbxContent>
+                      <w:p>
+                        <w:r>
+                          <w:t>{{EMPLOYEE_SIGNATURE}}</w:t>
+                        </w:r>
+                      </w:p>
+                    </w:txbxContent>
+                  </v:textbox>
+                </v:rect>
+              </w:pict>
+            </w:r>
+            <w:r>
+              <w:rPr>
+                <w:bCs/>
+                <w:noProof/>
+                <w:sz w:val="20"/>
+                <w:szCs w:val="20"/>
+              </w:rPr>
+              <w:pict w14:anchorId="66949239">
+                <v:rect id="_x0000_s1027" style="position:absolute;margin-left:4.6pt;margin-top:26.2pt;width:141.35pt;height:88.55pt;z-index:251660800;mso-position-horizontal-relative:text;mso-position-vertical-relative:text">
+                  <v:textbox>
+                    <w:txbxContent>
+                      <w:p>
+                        <w:pPr>
+                          <w:rPr>
+                            <w:lang w:val="en-IN"/>
+                          </w:rPr>
+                        </w:pPr>
+                        <w:proofErr w:type="spellStart"/>
+                        <w:r>
+                          <w:rPr>
+                            <w:lang w:val="en-IN"/>
+                          </w:rPr>
+                          <w:t>BoarderBoX</w:t>
+                        </w:r>
+                        <w:proofErr w:type="spellEnd"/>
+                      </w:p>
+                    </w:txbxContent>
+                  </v:textbox>
+                </v:rect>
+              </w:pict>
+            </w:r>
           </w:p>
         </w:tc>
         <w:tc>
@@ -5832,7 +5945,7 @@
 </file>
 
 <file path=word/numbering.xml><?xml version="1.0" encoding="utf-8"?>
-<w:numbering xmlns:wpc="http://schemas.microsoft.com/office/word/2010/wordprocessingCanvas" xmlns:cx="http://schemas.microsoft.com/office/drawing/2014/chartex" xmlns:cx1="http://schemas.microsoft.com/office/drawing/2015/9/8/chartex" xmlns:cx2="http://schemas.microsoft.com/office/drawing/2015/10/21/chartex" xmlns:cx3="http://schemas.microsoft.com/office/drawing/2016/5/9/chartex" xmlns:cx4="http://schemas.microsoft.com/office/drawing/2016/5/10/chartex" xmlns:cx5="http://schemas.microsoft.com/office/drawing/2016/5/11/chartex" xmlns:cx6="http://schemas.microsoft.com/office/drawing/2016/5/12/chartex" xmlns:cx7="http://schemas.microsoft.com/office/drawing/2016/5/13/chartex" xmlns:cx8="http://schemas.microsoft.com/office/drawing/2016/5/14/chartex" xmlns:mc="http://schemas.openxmlformats.org/markup-compatibility/2006" xmlns:aink="http://schemas.microsoft.com/office/drawing/2016/ink" xmlns:am3d="http://schemas.microsoft.com/office/drawing/2017/model3d" xmlns:o="urn:schemas-microsoft-com:office:office" xmlns:oel="http://schemas.microsoft.com/office/2019/extlst" xmlns:r="http://schemas.openxmlformats.org/officeDocument/2006/relationships" xmlns:m="http://schemas.openxmlformats.org/officeDocument/2006/math" xmlns:v="urn:schemas-microsoft-com:vml" xmlns:wp14="http://schemas.microsoft.com/office/word/2010/wordprocessingDrawing" xmlns:wp="http://schemas.openxmlformats.org/drawingml/2006/wordprocessingDrawing" xmlns:w10="urn:schemas-microsoft-com:office:word" xmlns:w="http://schemas.openxmlformats.org/wordprocessingml/2006/main" xmlns:w14="http://schemas.microsoft.com/office/word/2010/wordml" xmlns:w15="http://schemas.microsoft.com/office/word/2012/wordml" xmlns:w16cex="http://schemas.microsoft.com/office/word/2018/wordml/cex" xmlns:w16cid="http://schemas.microsoft.com/office/word/2016/wordml/cid" xmlns:w16="http://schemas.microsoft.com/office/word/2018/wordml" xmlns:w16du="http://schemas.microsoft.com/office/word/2023/wordml/word16du" xmlns:w16sdtdh="http://schemas.microsoft.com/office/word/2020/wordml/sdtdatahash" xmlns:w16se="http://schemas.microsoft.com/office/word/2015/wordml/symex" xmlns:wpg="http://schemas.microsoft.com/office/word/2010/wordprocessingGroup" xmlns:wpi="http://schemas.microsoft.com/office/word/2010/wordprocessingInk" xmlns:wne="http://schemas.microsoft.com/office/word/2006/wordml" xmlns:wps="http://schemas.microsoft.com/office/word/2010/wordprocessingShape" mc:Ignorable="w14 w15 w16se w16cid w16 w16cex w16sdtdh wp14">
+<w:numbering xmlns:wpc="http://schemas.microsoft.com/office/word/2010/wordprocessingCanvas" xmlns:cx="http://schemas.microsoft.com/office/drawing/2014/chartex" xmlns:cx1="http://schemas.microsoft.com/office/drawing/2015/9/8/chartex" xmlns:cx2="http://schemas.microsoft.com/office/drawing/2015/10/21/chartex" xmlns:cx3="http://schemas.microsoft.com/office/drawing/2016/5/9/chartex" xmlns:cx4="http://schemas.microsoft.com/office/drawing/2016/5/10/chartex" xmlns:cx5="http://schemas.microsoft.com/office/drawing/2016/5/11/chartex" xmlns:cx6="http://schemas.microsoft.com/office/drawing/2016/5/12/chartex" xmlns:cx7="http://schemas.microsoft.com/office/drawing/2016/5/13/chartex" xmlns:cx8="http://schemas.microsoft.com/office/drawing/2016/5/14/chartex" xmlns:mc="http://schemas.openxmlformats.org/markup-compatibility/2006" xmlns:aink="http://schemas.microsoft.com/office/drawing/2016/ink" xmlns:am3d="http://schemas.microsoft.com/office/drawing/2017/model3d" xmlns:o="urn:schemas-microsoft-com:office:office" xmlns:oel="http://schemas.microsoft.com/office/2019/extlst" xmlns:r="http://schemas.openxmlformats.org/officeDocument/2006/relationships" xmlns:m="http://schemas.openxmlformats.org/officeDocument/2006/math" xmlns:v="urn:schemas-microsoft-com:vml" xmlns:wp14="http://schemas.microsoft.com/office/word/2010/wordprocessingDrawing" xmlns:wp="http://schemas.openxmlformats.org/drawingml/2006/wordprocessingDrawing" xmlns:w10="urn:schemas-microsoft-com:office:word" xmlns:w="http://schemas.openxmlformats.org/wordprocessingml/2006/main" xmlns:w14="http://schemas.microsoft.com/office/word/2010/wordml" xmlns:w15="http://schemas.microsoft.com/office/word/2012/wordml" xmlns:w16cex="http://schemas.microsoft.com/office/word/2018/wordml/cex" xmlns:w16cid="http://schemas.microsoft.com/office/word/2016/wordml/cid" xmlns:w16="http://schemas.microsoft.com/office/word/2018/wordml" xmlns:w16du="http://schemas.microsoft.com/office/word/2023/wordml/word16du" xmlns:w16sdtdh="http://schemas.microsoft.com/office/word/2020/wordml/sdtdatahash" xmlns:w16sdtfl="http://schemas.microsoft.com/office/word/2024/wordml/sdtformatlock" xmlns:w16se="http://schemas.microsoft.com/office/word/2015/wordml/symex" xmlns:wpg="http://schemas.microsoft.com/office/word/2010/wordprocessingGroup" xmlns:wpi="http://schemas.microsoft.com/office/word/2010/wordprocessingInk" xmlns:wne="http://schemas.microsoft.com/office/word/2006/wordml" xmlns:wps="http://schemas.microsoft.com/office/word/2010/wordprocessingShape" mc:Ignorable="w14 w15 w16se w16cid w16 w16cex w16sdtdh w16sdtfl w16du wp14">
   <w:abstractNum w:abstractNumId="0" w15:restartNumberingAfterBreak="0">
     <w:nsid w:val="511C6C34"/>
     <w:multiLevelType w:val="hybridMultilevel"/>
@@ -5929,7 +6042,7 @@
 </file>
 
 <file path=word/styles.xml><?xml version="1.0" encoding="utf-8"?>
-<w:styles xmlns:mc="http://schemas.openxmlformats.org/markup-compatibility/2006" xmlns:r="http://schemas.openxmlformats.org/officeDocument/2006/relationships" xmlns:w="http://schemas.openxmlformats.org/wordprocessingml/2006/main" xmlns:w14="http://schemas.microsoft.com/office/word/2010/wordml" xmlns:w15="http://schemas.microsoft.com/office/word/2012/wordml" xmlns:w16cex="http://schemas.microsoft.com/office/word/2018/wordml/cex" xmlns:w16cid="http://schemas.microsoft.com/office/word/2016/wordml/cid" xmlns:w16="http://schemas.microsoft.com/office/word/2018/wordml" xmlns:w16sdtdh="http://schemas.microsoft.com/office/word/2020/wordml/sdtdatahash" xmlns:w16se="http://schemas.microsoft.com/office/word/2015/wordml/symex" mc:Ignorable="w14 w15 w16se w16cid w16 w16cex w16sdtdh">
+<w:styles xmlns:mc="http://schemas.openxmlformats.org/markup-compatibility/2006" xmlns:r="http://schemas.openxmlformats.org/officeDocument/2006/relationships" xmlns:w="http://schemas.openxmlformats.org/wordprocessingml/2006/main" xmlns:w14="http://schemas.microsoft.com/office/word/2010/wordml" xmlns:w15="http://schemas.microsoft.com/office/word/2012/wordml" xmlns:w16cex="http://schemas.microsoft.com/office/word/2018/wordml/cex" xmlns:w16cid="http://schemas.microsoft.com/office/word/2016/wordml/cid" xmlns:w16="http://schemas.microsoft.com/office/word/2018/wordml" xmlns:w16du="http://schemas.microsoft.com/office/word/2023/wordml/word16du" xmlns:w16sdtdh="http://schemas.microsoft.com/office/word/2020/wordml/sdtdatahash" xmlns:w16sdtfl="http://schemas.microsoft.com/office/word/2024/wordml/sdtformatlock" xmlns:w16se="http://schemas.microsoft.com/office/word/2015/wordml/symex" mc:Ignorable="w14 w15 w16se w16cid w16 w16cex w16sdtdh w16sdtfl w16du">
   <w:docDefaults>
     <w:rPrDefault>
       <w:rPr>
